--- a/prompt Log.docx
+++ b/prompt Log.docx
@@ -142,6 +142,9 @@
           </w:tcPr>
           <w:p>
             <w:r>
+              <w:rPr>
+                <w:noProof/>
+              </w:rPr>
               <w:drawing>
                 <wp:inline distT="0" distB="0" distL="0" distR="0" wp14:anchorId="28EA1A46" wp14:editId="14B39E06">
                   <wp:extent cx="2800350" cy="1518554"/>
@@ -247,6 +250,9 @@
           </w:tcPr>
           <w:p>
             <w:r>
+              <w:rPr>
+                <w:noProof/>
+              </w:rPr>
               <w:drawing>
                 <wp:inline distT="0" distB="0" distL="0" distR="0" wp14:anchorId="5B6B203A" wp14:editId="7F2DA22D">
                   <wp:extent cx="2898248" cy="1560393"/>
@@ -329,6 +335,17 @@
       </w:tr>
     </w:tbl>
     <w:p/>
+    <w:p/>
+    <w:p>
+      <w:r>
+        <w:t>UNTUK KODE DAN DATA EKSTERNAL</w:t>
+      </w:r>
+    </w:p>
+    <w:p>
+      <w:r>
+        <w:t>https://github.com/Requereves/IPSD_.git</w:t>
+      </w:r>
+    </w:p>
     <w:sectPr>
       <w:pgSz w:w="11906" w:h="16838"/>
       <w:pgMar w:top="1440" w:right="1440" w:bottom="1440" w:left="1440" w:header="708" w:footer="708" w:gutter="0"/>
@@ -942,6 +959,7 @@
   <w:style w:type="character" w:default="1" w:styleId="DefaultParagraphFont">
     <w:name w:val="Default Paragraph Font"/>
     <w:uiPriority w:val="1"/>
+    <w:semiHidden/>
     <w:unhideWhenUsed/>
   </w:style>
   <w:style w:type="table" w:default="1" w:styleId="TableNormal">
